--- a/resources/templates/custom-reference_portrait.docx
+++ b/resources/templates/custom-reference_portrait.docx
@@ -523,7 +523,13 @@
               <w:rPr>
                 <w:lang w:val="zh-CN" w:eastAsia="zh-CN"/>
               </w:rPr>
-              <w:t xml:space="preserve"> / </w:t>
+              <w:t xml:space="preserve"> </w:t>
+            </w:r>
+            <w:r>
+              <w:rPr>
+                <w:lang w:val="zh-CN" w:eastAsia="zh-CN"/>
+              </w:rPr>
+              <w:t xml:space="preserve">/ </w:t>
             </w:r>
             <w:r>
               <w:rPr>
@@ -659,32 +665,6 @@
 
 <file path=word/header2.xml><?xml version="1.0" encoding="utf-8"?>
 <w:hdr xmlns:wpc="http://schemas.microsoft.com/office/word/2010/wordprocessingCanvas" xmlns:cx="http://schemas.microsoft.com/office/drawing/2014/chartex" xmlns:cx1="http://schemas.microsoft.com/office/drawing/2015/9/8/chartex" xmlns:cx2="http://schemas.microsoft.com/office/drawing/2015/10/21/chartex" xmlns:cx3="http://schemas.microsoft.com/office/drawing/2016/5/9/chartex" xmlns:cx4="http://schemas.microsoft.com/office/drawing/2016/5/10/chartex" xmlns:cx5="http://schemas.microsoft.com/office/drawing/2016/5/11/chartex" xmlns:cx6="http://schemas.microsoft.com/office/drawing/2016/5/12/chartex" xmlns:cx7="http://schemas.microsoft.com/office/drawing/2016/5/13/chartex" xmlns:cx8="http://schemas.microsoft.com/office/drawing/2016/5/14/chartex" xmlns:mc="http://schemas.openxmlformats.org/markup-compatibility/2006" xmlns:aink="http://schemas.microsoft.com/office/drawing/2016/ink" xmlns:am3d="http://schemas.microsoft.com/office/drawing/2017/model3d" xmlns:o="urn:schemas-microsoft-com:office:office" xmlns:oel="http://schemas.microsoft.com/office/2019/extlst" xmlns:r="http://schemas.openxmlformats.org/officeDocument/2006/relationships" xmlns:m="http://schemas.openxmlformats.org/officeDocument/2006/math" xmlns:v="urn:schemas-microsoft-com:vml" xmlns:wp14="http://schemas.microsoft.com/office/word/2010/wordprocessingDrawing" xmlns:wp="http://schemas.openxmlformats.org/drawingml/2006/wordprocessingDrawing" xmlns:w10="urn:schemas-microsoft-com:office:word" xmlns:w="http://schemas.openxmlformats.org/wordprocessingml/2006/main" xmlns:w14="http://schemas.microsoft.com/office/word/2010/wordml" xmlns:w15="http://schemas.microsoft.com/office/word/2012/wordml" xmlns:w16cex="http://schemas.microsoft.com/office/word/2018/wordml/cex" xmlns:w16cid="http://schemas.microsoft.com/office/word/2016/wordml/cid" xmlns:w16="http://schemas.microsoft.com/office/word/2018/wordml" xmlns:w16du="http://schemas.microsoft.com/office/word/2023/wordml/word16du" xmlns:w16sdtdh="http://schemas.microsoft.com/office/word/2020/wordml/sdtdatahash" xmlns:w16sdtfl="http://schemas.microsoft.com/office/word/2024/wordml/sdtformatlock" xmlns:w16se="http://schemas.microsoft.com/office/word/2015/wordml/symex" xmlns:wpg="http://schemas.microsoft.com/office/word/2010/wordprocessingGroup" xmlns:wpi="http://schemas.microsoft.com/office/word/2010/wordprocessingInk" xmlns:wne="http://schemas.microsoft.com/office/word/2006/wordml" xmlns:wps="http://schemas.microsoft.com/office/word/2010/wordprocessingShape" mc:Ignorable="w14 w15 w16se w16cid w16 w16cex w16sdtdh w16sdtfl w16du wp14">
-  <w:p>
-    <w:pPr>
-      <w:pStyle w:val="af0"/>
-      <w:wordWrap w:val="0"/>
-      <w:jc w:val="right"/>
-      <w:rPr>
-        <w:rFonts w:hint="eastAsia"/>
-      </w:rPr>
-    </w:pPr>
-    <w:r>
-      <w:rPr>
-        <w:rFonts w:hint="eastAsia"/>
-        <w:lang w:eastAsia="zh-CN"/>
-      </w:rPr>
-      <w:t>墨方·</w:t>
-    </w:r>
-    <w:proofErr w:type="spellStart"/>
-    <w:r>
-      <w:rPr>
-        <w:rFonts w:hint="eastAsia"/>
-        <w:lang w:eastAsia="zh-CN"/>
-      </w:rPr>
-      <w:t>inkCube</w:t>
-    </w:r>
-    <w:proofErr w:type="spellEnd"/>
-  </w:p>
   <w:p>
     <w:pPr>
       <w:pStyle w:val="af0"/>
@@ -1087,9 +1067,9 @@
   <w:style w:type="paragraph" w:default="1" w:styleId="a">
     <w:name w:val="Normal"/>
     <w:qFormat/>
-    <w:rsid w:val="00B16288"/>
-    <w:rPr>
-      <w:rFonts w:ascii="仿宋" w:eastAsia="楷体" w:hAnsi="仿宋"/>
+    <w:rsid w:val="004C6D6F"/>
+    <w:rPr>
+      <w:rFonts w:ascii="仿宋" w:hAnsi="仿宋"/>
     </w:rPr>
   </w:style>
   <w:style w:type="paragraph" w:styleId="1">
@@ -1350,14 +1330,14 @@
     <w:link w:val="a5"/>
     <w:uiPriority w:val="10"/>
     <w:qFormat/>
-    <w:rsid w:val="00077903"/>
+    <w:rsid w:val="004C6D6F"/>
     <w:pPr>
       <w:spacing w:after="80" w:line="240" w:lineRule="auto"/>
       <w:contextualSpacing/>
       <w:jc w:val="center"/>
     </w:pPr>
     <w:rPr>
-      <w:rFonts w:cstheme="majorBidi"/>
+      <w:rFonts w:eastAsiaTheme="majorEastAsia" w:cstheme="majorBidi"/>
       <w:spacing w:val="-10"/>
       <w:kern w:val="28"/>
       <w:sz w:val="56"/>
@@ -1369,9 +1349,9 @@
     <w:basedOn w:val="a1"/>
     <w:link w:val="a4"/>
     <w:uiPriority w:val="10"/>
-    <w:rsid w:val="00077903"/>
-    <w:rPr>
-      <w:rFonts w:ascii="仿宋" w:eastAsia="楷体" w:hAnsi="仿宋" w:cstheme="majorBidi"/>
+    <w:rsid w:val="004C6D6F"/>
+    <w:rPr>
+      <w:rFonts w:ascii="仿宋" w:eastAsiaTheme="majorEastAsia" w:hAnsi="仿宋" w:cstheme="majorBidi"/>
       <w:spacing w:val="-10"/>
       <w:kern w:val="28"/>
       <w:sz w:val="56"/>
@@ -1415,29 +1395,21 @@
     <w:name w:val="Author"/>
     <w:next w:val="a0"/>
     <w:qFormat/>
-    <w:rsid w:val="00077903"/>
     <w:pPr>
       <w:keepNext/>
       <w:keepLines/>
       <w:jc w:val="center"/>
     </w:pPr>
-    <w:rPr>
-      <w:rFonts w:eastAsia="楷体"/>
-    </w:rPr>
   </w:style>
   <w:style w:type="paragraph" w:styleId="a8">
     <w:name w:val="Date"/>
     <w:next w:val="a0"/>
     <w:qFormat/>
-    <w:rsid w:val="00077903"/>
     <w:pPr>
       <w:keepNext/>
       <w:keepLines/>
       <w:jc w:val="center"/>
     </w:pPr>
-    <w:rPr>
-      <w:rFonts w:eastAsia="楷体"/>
-    </w:rPr>
   </w:style>
   <w:style w:type="paragraph" w:customStyle="1" w:styleId="AbstractTitle">
     <w:name w:val="Abstract Title"/>
@@ -1727,9 +1699,8 @@
   <w:style w:type="character" w:customStyle="1" w:styleId="VerbatimChar">
     <w:name w:val="Verbatim Char"/>
     <w:basedOn w:val="ad"/>
-    <w:rsid w:val="00077903"/>
-    <w:rPr>
-      <w:rFonts w:ascii="Consolas" w:eastAsia="楷体" w:hAnsi="Consolas"/>
+    <w:rPr>
+      <w:rFonts w:ascii="Consolas" w:hAnsi="Consolas"/>
       <w:sz w:val="22"/>
     </w:rPr>
   </w:style>
@@ -1747,9 +1718,7 @@
   <w:style w:type="character" w:styleId="af">
     <w:name w:val="Hyperlink"/>
     <w:basedOn w:val="ad"/>
-    <w:rsid w:val="00077903"/>
-    <w:rPr>
-      <w:rFonts w:eastAsia="楷体"/>
+    <w:rPr>
       <w:color w:val="156082" w:themeColor="accent1"/>
     </w:rPr>
   </w:style>
@@ -1773,7 +1742,7 @@
     <w:basedOn w:val="a"/>
     <w:link w:val="af1"/>
     <w:uiPriority w:val="99"/>
-    <w:rsid w:val="00B16288"/>
+    <w:rsid w:val="008D75C8"/>
     <w:pPr>
       <w:tabs>
         <w:tab w:val="center" w:pos="4153"/>
@@ -1792,9 +1761,8 @@
     <w:basedOn w:val="a1"/>
     <w:link w:val="af0"/>
     <w:uiPriority w:val="99"/>
-    <w:rsid w:val="00B16288"/>
-    <w:rPr>
-      <w:rFonts w:ascii="仿宋" w:eastAsia="楷体" w:hAnsi="仿宋"/>
+    <w:rsid w:val="008D75C8"/>
+    <w:rPr>
       <w:sz w:val="18"/>
       <w:szCs w:val="18"/>
     </w:rPr>
